--- a/回复模板/default_template.docx
+++ b/回复模板/default_template.docx
@@ -49,7 +49,7 @@
           <w:rFonts w:ascii="仿宋_GB2312" w:hAnsi="仿宋_GB2312" w:eastAsia="仿宋_GB2312"/>
           <w:sz w:val="28"/>
         </w:rPr>
-        <w:t>据了解，学员报名共交培训服务费{{total_fee}}元，目前进度处于：{{exam_stage}}阶段，{{training_hours}}。</w:t>
+        <w:t>据了解，学员签订合同培训服务费总额为{{total_fee}}元，实际已交费用{{actual_paid}}元，目前进度处于：{{exam_stage}}阶段，{{training_hours}}。</w:t>
       </w:r>
     </w:p>
     <w:p>
@@ -61,7 +61,7 @@
           <w:rFonts w:ascii="仿宋_GB2312" w:hAnsi="仿宋_GB2312" w:eastAsia="仿宋_GB2312"/>
           <w:sz w:val="28"/>
         </w:rPr>
-        <w:t>按照《东莞市机动车驾驶员培训服务合同》（合同编码：{{contract_code}}）第九条退学退费相关约定，扣费如下：</w:t>
+        <w:t>按照《东莞市机动车驾驶员培训服务合同》（合同编码：{{contract_code}}）退学退费相关约定及已确认的扣费明细，核算扣费如下：</w:t>
       </w:r>
     </w:p>
     <w:tbl>
@@ -172,7 +172,7 @@
           <w:rFonts w:ascii="仿宋_GB2312" w:hAnsi="仿宋_GB2312" w:eastAsia="仿宋_GB2312"/>
           <w:sz w:val="28"/>
         </w:rPr>
-        <w:t>学员已交费用{{total_fee}}元，应退回：{{refund}}元。</w:t>
+        <w:t>学员实际已交费用{{actual_paid}}元，应退回：{{refund}}元。</w:t>
       </w:r>
     </w:p>
     <w:p>
@@ -184,7 +184,7 @@
           <w:rFonts w:ascii="仿宋_GB2312" w:hAnsi="仿宋_GB2312" w:eastAsia="仿宋_GB2312"/>
           <w:sz w:val="28"/>
         </w:rPr>
-        <w:t>以上扣费严格依据双方签订的《东莞市机动车驾驶员培训服务合同》第三条、第九条相关条款执行，我驾校愿意按合同约定配合办理退学退费手续。</w:t>
+        <w:t>以上扣费严格依据双方签订的《东莞市机动车驾驶员培训服务合同》、已确认的扣费明细及已核实的学员培训、考试进度计算，我驾校愿意按案件最终处理结果继续办理。</w:t>
       </w:r>
     </w:p>
     <w:p/>

--- a/回复模板/default_template.docx
+++ b/回复模板/default_template.docx
@@ -173,6 +173,18 @@
           <w:sz w:val="28"/>
         </w:rPr>
         <w:t>学员实际已交费用{{actual_paid}}元，应退回：{{refund}}元。</w:t>
+      </w:r>
+    </w:p>
+    <w:p>
+      <w:pPr>
+        <w:ind w:firstLine="560"/>
+      </w:pPr>
+      <w:r>
+        <w:rPr>
+          <w:rFonts w:ascii="仿宋_GB2312" w:hAnsi="仿宋_GB2312" w:eastAsia="仿宋_GB2312"/>
+          <w:sz w:val="28"/>
+        </w:rPr>
+        <w:t>{{special_warnings}}</w:t>
       </w:r>
     </w:p>
     <w:p>
